--- a/projects/TRD-EHR/paper1-trd-prediction/parts/supplement/27-references.docx
+++ b/projects/TRD-EHR/paper1-trd-prediction/parts/supplement/27-references.docx
@@ -72,7 +72,7 @@
         <w:pStyle w:val="BodyText"/>
       </w:pPr>
       <w:r>
-        <w:t xml:space="preserve">8. Chekroud AM, Zotti RJ, Shehzad Z, Gueorguieva R, Johnson MK, Trivedi MH, et al. Cross-trial prediction of treatment outcome in depression: a machine learning approach. Lancet Psychiatry. 2016;3(3):243-250. doi:10.1016/S2214-0366(15)00471-X.</w:t>
+        <w:t xml:space="preserve">8. Chekroud AM, Zotti RJ, Shehzad Z, Gueorguieva R, Johnson MK, Trivedi MH, et al. Cross-trial prediction of treatment outcome in depression: a machine learning approach. Lancet Psychiatry. 2016;3(3):243-250. doi:10.1016/S2215-0366(15)00471-X.</w:t>
       </w:r>
     </w:p>
     <w:p>
@@ -121,14 +121,6 @@
       </w:pPr>
       <w:r>
         <w:t xml:space="preserve">14. Hegselmann S, von Arnim G, Rheude T, Kronenberg N, Sontag D, Hindricks G, et al. Large language models are powerful electronic health record encoders. arXiv:2502.17403. 2025.</w:t>
-      </w:r>
-    </w:p>
-    <w:p>
-      <w:pPr>
-        <w:pStyle w:val="BodyText"/>
-      </w:pPr>
-      <w:r>
-        <w:t xml:space="preserve">15. Varma S, Simon R. Bias in error estimation when using cross-validation for model selection. BMC Bioinformatics. 2006;7:91. doi:10.1186/1471-2105-7-91.</w:t>
       </w:r>
     </w:p>
     <w:bookmarkEnd w:id="20"/>
@@ -343,14 +335,14 @@
     </w:lvl>
   </w:abstractNum>
   <w:abstractNum w:abstractNumId="990">
-    <w:nsid w:val="2c1ae401"/>
+    <w:nsid w:val="0000A990"/>
     <w:multiLevelType w:val="multilevel"/>
     <w:lvl w:ilvl="0">
       <w:numFmt w:val="bullet"/>
       <w:lvlText w:val=" "/>
       <w:lvlJc w:val="left"/>
       <w:pPr>
-        <w:ind w:left="720" w:hanging="480"/>
+        <w:ind w:left="720" w:hanging="360"/>
       </w:pPr>
     </w:lvl>
     <w:lvl w:ilvl="1">
@@ -358,7 +350,7 @@
       <w:lvlText w:val=" "/>
       <w:lvlJc w:val="left"/>
       <w:pPr>
-        <w:ind w:left="1440" w:hanging="480"/>
+        <w:ind w:left="1440" w:hanging="360"/>
       </w:pPr>
     </w:lvl>
     <w:lvl w:ilvl="2">
@@ -366,7 +358,7 @@
       <w:lvlText w:val=" "/>
       <w:lvlJc w:val="left"/>
       <w:pPr>
-        <w:ind w:left="2160" w:hanging="480"/>
+        <w:ind w:left="2160" w:hanging="360"/>
       </w:pPr>
     </w:lvl>
     <w:lvl w:ilvl="3">
@@ -374,7 +366,7 @@
       <w:lvlText w:val=" "/>
       <w:lvlJc w:val="left"/>
       <w:pPr>
-        <w:ind w:left="2880" w:hanging="480"/>
+        <w:ind w:left="2880" w:hanging="360"/>
       </w:pPr>
     </w:lvl>
     <w:lvl w:ilvl="4">
@@ -382,7 +374,7 @@
       <w:lvlText w:val=" "/>
       <w:lvlJc w:val="left"/>
       <w:pPr>
-        <w:ind w:left="3600" w:hanging="480"/>
+        <w:ind w:left="3600" w:hanging="360"/>
       </w:pPr>
     </w:lvl>
     <w:lvl w:ilvl="5">
@@ -390,7 +382,7 @@
       <w:lvlText w:val=" "/>
       <w:lvlJc w:val="left"/>
       <w:pPr>
-        <w:ind w:left="4320" w:hanging="480"/>
+        <w:ind w:left="4320" w:hanging="360"/>
       </w:pPr>
     </w:lvl>
     <w:lvl w:ilvl="6">
@@ -398,7 +390,7 @@
       <w:lvlText w:val=" "/>
       <w:lvlJc w:val="left"/>
       <w:pPr>
-        <w:ind w:left="5040" w:hanging="480"/>
+        <w:ind w:left="5040" w:hanging="360"/>
       </w:pPr>
     </w:lvl>
     <w:lvl w:ilvl="7">
@@ -406,7 +398,7 @@
       <w:lvlText w:val=" "/>
       <w:lvlJc w:val="left"/>
       <w:pPr>
-        <w:ind w:left="5760" w:hanging="480"/>
+        <w:ind w:left="5760" w:hanging="360"/>
       </w:pPr>
     </w:lvl>
     <w:lvl w:ilvl="8">
@@ -414,7 +406,7 @@
       <w:lvlText w:val=" "/>
       <w:lvlJc w:val="left"/>
       <w:pPr>
-        <w:ind w:left="6480" w:hanging="480"/>
+        <w:ind w:left="6480" w:hanging="360"/>
       </w:pPr>
     </w:lvl>
   </w:abstractNum>
@@ -1165,8 +1157,8 @@
     <w:name w:val="KeywordTok"/>
     <w:basedOn w:val="VerbatimChar"/>
     <w:rPr>
+      <w:b/>
       <w:color w:val="007020"/>
-      <w:b/>
     </w:rPr>
   </w:style>
   <w:style w:type="character" w:customStyle="1" w:styleId="DataTypeTok">
@@ -1242,40 +1234,43 @@
   <w:style w:type="character" w:customStyle="1" w:styleId="ImportTok">
     <w:name w:val="ImportTok"/>
     <w:basedOn w:val="VerbatimChar"/>
-    <w:rPr/>
+    <w:rPr>
+      <w:b/>
+      <w:color w:val="008000"/>
+    </w:rPr>
   </w:style>
   <w:style w:type="character" w:customStyle="1" w:styleId="CommentTok">
     <w:name w:val="CommentTok"/>
     <w:basedOn w:val="VerbatimChar"/>
     <w:rPr>
+      <w:i/>
       <w:color w:val="60a0b0"/>
-      <w:i/>
     </w:rPr>
   </w:style>
   <w:style w:type="character" w:customStyle="1" w:styleId="DocumentationTok">
     <w:name w:val="DocumentationTok"/>
     <w:basedOn w:val="VerbatimChar"/>
     <w:rPr>
+      <w:i/>
       <w:color w:val="ba2121"/>
-      <w:i/>
     </w:rPr>
   </w:style>
   <w:style w:type="character" w:customStyle="1" w:styleId="AnnotationTok">
     <w:name w:val="AnnotationTok"/>
     <w:basedOn w:val="VerbatimChar"/>
     <w:rPr>
+      <w:b/>
+      <w:i/>
       <w:color w:val="60a0b0"/>
-      <w:b/>
-      <w:i/>
     </w:rPr>
   </w:style>
   <w:style w:type="character" w:customStyle="1" w:styleId="CommentVarTok">
     <w:name w:val="CommentVarTok"/>
     <w:basedOn w:val="VerbatimChar"/>
     <w:rPr>
+      <w:b/>
+      <w:i/>
       <w:color w:val="60a0b0"/>
-      <w:b/>
-      <w:i/>
     </w:rPr>
   </w:style>
   <w:style w:type="character" w:customStyle="1" w:styleId="OtherTok">
@@ -1303,8 +1298,8 @@
     <w:name w:val="ControlFlowTok"/>
     <w:basedOn w:val="VerbatimChar"/>
     <w:rPr>
+      <w:b/>
       <w:color w:val="007020"/>
-      <w:b/>
     </w:rPr>
   </w:style>
   <w:style w:type="character" w:customStyle="1" w:styleId="OperatorTok">
@@ -1317,7 +1312,9 @@
   <w:style w:type="character" w:customStyle="1" w:styleId="BuiltInTok">
     <w:name w:val="BuiltInTok"/>
     <w:basedOn w:val="VerbatimChar"/>
-    <w:rPr/>
+    <w:rPr>
+      <w:color w:val="008000"/>
+    </w:rPr>
   </w:style>
   <w:style w:type="character" w:customStyle="1" w:styleId="ExtensionTok">
     <w:name w:val="ExtensionTok"/>
@@ -1347,34 +1344,34 @@
     <w:name w:val="InformationTok"/>
     <w:basedOn w:val="VerbatimChar"/>
     <w:rPr>
+      <w:b/>
+      <w:i/>
       <w:color w:val="60a0b0"/>
-      <w:b/>
-      <w:i/>
     </w:rPr>
   </w:style>
   <w:style w:type="character" w:customStyle="1" w:styleId="WarningTok">
     <w:name w:val="WarningTok"/>
     <w:basedOn w:val="VerbatimChar"/>
     <w:rPr>
+      <w:b/>
+      <w:i/>
       <w:color w:val="60a0b0"/>
-      <w:b/>
-      <w:i/>
     </w:rPr>
   </w:style>
   <w:style w:type="character" w:customStyle="1" w:styleId="AlertTok">
     <w:name w:val="AlertTok"/>
     <w:basedOn w:val="VerbatimChar"/>
     <w:rPr>
+      <w:b/>
       <w:color w:val="ff0000"/>
-      <w:b/>
     </w:rPr>
   </w:style>
   <w:style w:type="character" w:customStyle="1" w:styleId="ErrorTok">
     <w:name w:val="ErrorTok"/>
     <w:basedOn w:val="VerbatimChar"/>
     <w:rPr>
+      <w:b/>
       <w:color w:val="ff0000"/>
-      <w:b/>
     </w:rPr>
   </w:style>
   <w:style w:type="character" w:customStyle="1" w:styleId="NormalTok">
